--- a/template_EZ.docx
+++ b/template_EZ.docx
@@ -1704,6 +1704,13 @@
                 <w:b/>
               </w:rPr>
               <w:t>已掛收訂</w:t>
+            </w:r>
+            <w:r>
+              <w:rPr>
+                <w:rFonts w:ascii="新細明體" w:hAnsi="新細明體" w:cs="Arial" w:hint="eastAsia"/>
+                <w:b/>
+              </w:rPr>
+              <w:t>。</w:t>
             </w:r>
           </w:p>
           <w:p>
